--- a/tests/Canvas.Export.Tests/Fidelity/artifacts/latest/positioned-overlap-complex/word.docx
+++ b/tests/Canvas.Export.Tests/Fidelity/artifacts/latest/positioned-overlap-complex/word.docx
@@ -28,7 +28,7 @@
                     <pic:cNvPicPr/>
                   </pic:nvPicPr>
                   <pic:blipFill>
-                    <a:blip xmlns:r="http://schemas.openxmlformats.org/officeDocument/2006/relationships" r:embed="Ra4b4c747157d4fb6"/>
+                    <a:blip xmlns:r="http://schemas.openxmlformats.org/officeDocument/2006/relationships" r:embed="R315a6c76202e4279"/>
                     <a:stretch>
                       <a:fillRect/>
                     </a:stretch>
@@ -52,7 +52,7 @@
     <w:p>
       <w:r>
         <w:drawing>
-          <wp:anchor xmlns:wp="http://schemas.openxmlformats.org/drawingml/2006/wordprocessingDrawing" distT="0" distB="0" distL="0" distR="0" relativeHeight="1" behindDoc="0" locked="0" layoutInCell="1" allowOverlap="1">
+          <wp:anchor xmlns:wp="http://schemas.openxmlformats.org/drawingml/2006/wordprocessingDrawing" distT="0" distB="0" distL="0" distR="0" simplePos="0" relativeHeight="1" behindDoc="0" locked="0" layoutInCell="1" allowOverlap="1">
             <wp:simplePos x="0" y="0"/>
             <wp:positionH relativeFrom="page">
               <wp:posOffset>1168400</wp:posOffset>
@@ -110,7 +110,7 @@
     <w:p>
       <w:r>
         <w:drawing>
-          <wp:anchor xmlns:wp="http://schemas.openxmlformats.org/drawingml/2006/wordprocessingDrawing" distT="0" distB="0" distL="0" distR="0" relativeHeight="2" behindDoc="0" locked="0" layoutInCell="1" allowOverlap="1">
+          <wp:anchor xmlns:wp="http://schemas.openxmlformats.org/drawingml/2006/wordprocessingDrawing" distT="0" distB="0" distL="0" distR="0" simplePos="0" relativeHeight="2" behindDoc="0" locked="0" layoutInCell="1" allowOverlap="1">
             <wp:simplePos x="0" y="0"/>
             <wp:positionH relativeFrom="page">
               <wp:posOffset>1168400</wp:posOffset>
@@ -446,4 +446,13 @@
     </w:sectPr>
   </w:body>
 </w:document>
+</file>
+
+<file path=word/styles.xml><?xml version="1.0" encoding="utf-8"?>
+<w:styles xmlns:w="http://schemas.openxmlformats.org/wordprocessingml/2006/main">
+  <w:style w:type="paragraph" w:styleId="Normal" w:default="true">
+    <w:name w:val="Normal"/>
+    <w:qFormat/>
+  </w:style>
+</w:styles>
 </file>
--- a/tests/Canvas.Export.Tests/Fidelity/artifacts/latest/positioned-overlap-complex/word.docx
+++ b/tests/Canvas.Export.Tests/Fidelity/artifacts/latest/positioned-overlap-complex/word.docx
@@ -28,7 +28,7 @@
                     <pic:cNvPicPr/>
                   </pic:nvPicPr>
                   <pic:blipFill>
-                    <a:blip xmlns:r="http://schemas.openxmlformats.org/officeDocument/2006/relationships" r:embed="R315a6c76202e4279"/>
+                    <a:blip xmlns:r="http://schemas.openxmlformats.org/officeDocument/2006/relationships" r:embed="R98125aad9c184140"/>
                     <a:stretch>
                       <a:fillRect/>
                     </a:stretch>

--- a/tests/Canvas.Export.Tests/Fidelity/artifacts/latest/positioned-overlap-complex/word.docx
+++ b/tests/Canvas.Export.Tests/Fidelity/artifacts/latest/positioned-overlap-complex/word.docx
@@ -28,7 +28,7 @@
                     <pic:cNvPicPr/>
                   </pic:nvPicPr>
                   <pic:blipFill>
-                    <a:blip xmlns:r="http://schemas.openxmlformats.org/officeDocument/2006/relationships" r:embed="R98125aad9c184140"/>
+                    <a:blip xmlns:r="http://schemas.openxmlformats.org/officeDocument/2006/relationships" r:embed="R069aa69d1d2041e2"/>
                     <a:stretch>
                       <a:fillRect/>
                     </a:stretch>

--- a/tests/Canvas.Export.Tests/Fidelity/artifacts/latest/positioned-overlap-complex/word.docx
+++ b/tests/Canvas.Export.Tests/Fidelity/artifacts/latest/positioned-overlap-complex/word.docx
@@ -28,7 +28,7 @@
                     <pic:cNvPicPr/>
                   </pic:nvPicPr>
                   <pic:blipFill>
-                    <a:blip xmlns:r="http://schemas.openxmlformats.org/officeDocument/2006/relationships" r:embed="R069aa69d1d2041e2"/>
+                    <a:blip xmlns:r="http://schemas.openxmlformats.org/officeDocument/2006/relationships" r:embed="R0e2eb6b1167a4c73"/>
                     <a:stretch>
                       <a:fillRect/>
                     </a:stretch>

--- a/tests/Canvas.Export.Tests/Fidelity/artifacts/latest/positioned-overlap-complex/word.docx
+++ b/tests/Canvas.Export.Tests/Fidelity/artifacts/latest/positioned-overlap-complex/word.docx
@@ -28,7 +28,7 @@
                     <pic:cNvPicPr/>
                   </pic:nvPicPr>
                   <pic:blipFill>
-                    <a:blip xmlns:r="http://schemas.openxmlformats.org/officeDocument/2006/relationships" r:embed="R0e2eb6b1167a4c73"/>
+                    <a:blip xmlns:r="http://schemas.openxmlformats.org/officeDocument/2006/relationships" r:embed="R88959c97cdbe41cc"/>
                     <a:stretch>
                       <a:fillRect/>
                     </a:stretch>

--- a/tests/Canvas.Export.Tests/Fidelity/artifacts/latest/positioned-overlap-complex/word.docx
+++ b/tests/Canvas.Export.Tests/Fidelity/artifacts/latest/positioned-overlap-complex/word.docx
@@ -28,7 +28,7 @@
                     <pic:cNvPicPr/>
                   </pic:nvPicPr>
                   <pic:blipFill>
-                    <a:blip xmlns:r="http://schemas.openxmlformats.org/officeDocument/2006/relationships" r:embed="R88959c97cdbe41cc"/>
+                    <a:blip xmlns:r="http://schemas.openxmlformats.org/officeDocument/2006/relationships" r:embed="Radbd76fb3ec348b9"/>
                     <a:stretch>
                       <a:fillRect/>
                     </a:stretch>

--- a/tests/Canvas.Export.Tests/Fidelity/artifacts/latest/positioned-overlap-complex/word.docx
+++ b/tests/Canvas.Export.Tests/Fidelity/artifacts/latest/positioned-overlap-complex/word.docx
@@ -28,7 +28,7 @@
                     <pic:cNvPicPr/>
                   </pic:nvPicPr>
                   <pic:blipFill>
-                    <a:blip xmlns:r="http://schemas.openxmlformats.org/officeDocument/2006/relationships" r:embed="Radbd76fb3ec348b9"/>
+                    <a:blip xmlns:r="http://schemas.openxmlformats.org/officeDocument/2006/relationships" r:embed="R534bd107d7044a9d"/>
                     <a:stretch>
                       <a:fillRect/>
                     </a:stretch>
@@ -230,6 +230,7 @@
     </w:p>
     <w:tbl>
       <w:tblPr>
+        <w:tblpPr w:leftFromText="0" w:rightFromText="0" w:topFromText="0" w:bottomFromText="0" w:vertAnchor="page" w:horzAnchor="page" w:tblpX="1440" w:tblpY="7200"/>
         <w:tblW w:w="9160" w:type="dxa"/>
         <w:tblLayout w:type="fixed"/>
         <w:tblBorders>
@@ -240,7 +241,6 @@
           <w:insideH w:val="single" w:color="334155" w:sz="1"/>
           <w:insideV w:val="single" w:color="334155" w:sz="1"/>
         </w:tblBorders>
-        <w:tblInd w:w="1440" w:type="dxa"/>
       </w:tblPr>
       <w:tblGrid>
         <w:gridCol w:w="3800"/>
